--- a/kpluz/docxs/Net  Technology/Q1_LE1.docx
+++ b/kpluz/docxs/Net  Technology/Q1_LE1.docx
@@ -330,8 +330,12 @@
           <w:numId w:val="28"/>
         </w:numPr>
         <w:shd w:val="clear" w:color="auto" w:fill="FFFFFF"/>
+        <w:tabs>
+          <w:tab w:val="clear" w:pos="720"/>
+          <w:tab w:val="num" w:pos="360"/>
+        </w:tabs>
         <w:spacing w:after="0" w:afterAutospacing="0"/>
-        <w:ind w:left="0"/>
+        <w:ind w:left="0" w:firstLine="0"/>
         <w:rPr>
           <w:rFonts w:ascii="Segoe UI" w:hAnsi="Segoe UI" w:cs="Segoe UI"/>
           <w:color w:val="0F1115"/>
@@ -4644,8 +4648,11 @@
           <w:numId w:val="30"/>
         </w:numPr>
         <w:shd w:val="clear" w:color="auto" w:fill="FFFFFF"/>
+        <w:tabs>
+          <w:tab w:val="left" w:pos="360"/>
+        </w:tabs>
         <w:spacing w:after="0" w:afterAutospacing="0"/>
-        <w:ind w:left="0"/>
+        <w:ind w:left="0" w:firstLine="0"/>
         <w:rPr>
           <w:rFonts w:ascii="Segoe UI" w:hAnsi="Segoe UI" w:cs="Segoe UI"/>
           <w:color w:val="0F1115"/>
@@ -4676,8 +4683,11 @@
           <w:numId w:val="30"/>
         </w:numPr>
         <w:shd w:val="clear" w:color="auto" w:fill="FFFFFF"/>
+        <w:tabs>
+          <w:tab w:val="left" w:pos="360"/>
+        </w:tabs>
         <w:spacing w:after="0" w:afterAutospacing="0"/>
-        <w:ind w:left="0"/>
+        <w:ind w:left="0" w:firstLine="0"/>
         <w:rPr>
           <w:rFonts w:ascii="Segoe UI" w:hAnsi="Segoe UI" w:cs="Segoe UI"/>
           <w:color w:val="0F1115"/>
@@ -4698,6 +4708,27 @@
           <w:color w:val="0F1115"/>
         </w:rPr>
         <w:t> inserts a horizontal rule (thematic break) to separate content sections</w:t>
+      </w:r>
+    </w:p>
+    <w:p>
+      <w:pPr>
+        <w:rPr>
+          <w:rStyle w:val="d813de27"/>
+          <w:rFonts w:ascii="Consolas" w:hAnsi="Consolas" w:cs="Segoe UI"/>
+          <w:color w:val="0F1115"/>
+          <w:sz w:val="18"/>
+          <w:szCs w:val="18"/>
+        </w:rPr>
+      </w:pPr>
+      <w:r>
+        <w:rPr>
+          <w:rStyle w:val="d813de27"/>
+          <w:rFonts w:ascii="Consolas" w:hAnsi="Consolas" w:cs="Segoe UI"/>
+          <w:color w:val="0F1115"/>
+          <w:sz w:val="18"/>
+          <w:szCs w:val="18"/>
+        </w:rPr>
+        <w:br w:type="page"/>
       </w:r>
     </w:p>
     <w:p>
@@ -4719,6 +4750,7 @@
           <w:sz w:val="18"/>
           <w:szCs w:val="18"/>
         </w:rPr>
+        <w:lastRenderedPageBreak/>
         <w:t>html</w:t>
       </w:r>
     </w:p>
@@ -4738,7 +4770,6 @@
           <w:rFonts w:ascii="Consolas" w:eastAsiaTheme="majorEastAsia" w:hAnsi="Consolas"/>
           <w:color w:val="383A42"/>
         </w:rPr>
-        <w:lastRenderedPageBreak/>
         <w:t>&lt;</w:t>
       </w:r>
       <w:r>
@@ -5807,6 +5838,7 @@
           <w:rFonts w:ascii="Consolas" w:hAnsi="Consolas"/>
           <w:color w:val="0F1115"/>
         </w:rPr>
+        <w:lastRenderedPageBreak/>
         <w:t xml:space="preserve">    </w:t>
       </w:r>
       <w:r>
@@ -5891,7 +5923,6 @@
           <w:rFonts w:ascii="Consolas" w:hAnsi="Consolas"/>
           <w:color w:val="0F1115"/>
         </w:rPr>
-        <w:lastRenderedPageBreak/>
         <w:t xml:space="preserve">        </w:t>
       </w:r>
       <w:r>
@@ -6879,175 +6910,140 @@
     </w:p>
     <w:p>
       <w:pPr>
-        <w:spacing w:before="480" w:after="480"/>
-        <w:rPr>
-          <w:rFonts w:ascii="Times New Roman" w:hAnsi="Times New Roman" w:cs="Times New Roman"/>
-        </w:rPr>
-      </w:pPr>
-      <w:r>
-        <w:pict>
-          <v:rect id="_x0000_i1033" style="width:0;height:.75pt" o:hralign="center" o:hrstd="t" o:hr="t" fillcolor="#a0a0a0" stroked="f"/>
-        </w:pict>
-      </w:r>
-    </w:p>
-    <w:p>
-      <w:pPr>
-        <w:pStyle w:val="Heading1"/>
-        <w:shd w:val="clear" w:color="auto" w:fill="FFFFFF"/>
-        <w:spacing w:after="240" w:line="510" w:lineRule="atLeast"/>
-        <w:rPr>
-          <w:rFonts w:ascii="Segoe UI" w:hAnsi="Segoe UI" w:cs="Segoe UI"/>
-          <w:color w:val="0F1115"/>
+        <w:spacing w:before="100" w:beforeAutospacing="1" w:after="100" w:afterAutospacing="1" w:line="240" w:lineRule="auto"/>
+        <w:outlineLvl w:val="0"/>
+        <w:rPr>
+          <w:rFonts w:ascii="Times New Roman" w:eastAsia="Times New Roman" w:hAnsi="Times New Roman" w:cs="Times New Roman"/>
+          <w:b/>
+          <w:bCs/>
+          <w:kern w:val="36"/>
+          <w:sz w:val="48"/>
+          <w:szCs w:val="48"/>
+        </w:rPr>
+      </w:pPr>
+      <w:r>
+        <w:rPr>
+          <w:rFonts w:ascii="Times New Roman" w:eastAsia="Times New Roman" w:hAnsi="Times New Roman" w:cs="Times New Roman"/>
+          <w:b/>
+          <w:bCs/>
+          <w:kern w:val="36"/>
+          <w:sz w:val="48"/>
+          <w:szCs w:val="48"/>
+        </w:rPr>
+        <w:t>Study Tips for Success</w:t>
+      </w:r>
+    </w:p>
+    <w:p>
+      <w:pPr>
+        <w:spacing w:before="100" w:beforeAutospacing="1" w:after="100" w:afterAutospacing="1" w:line="240" w:lineRule="auto"/>
+        <w:outlineLvl w:val="1"/>
+        <w:rPr>
+          <w:rFonts w:ascii="Times New Roman" w:eastAsia="Times New Roman" w:hAnsi="Times New Roman" w:cs="Times New Roman"/>
+          <w:b/>
+          <w:bCs/>
           <w:sz w:val="36"/>
           <w:szCs w:val="36"/>
         </w:rPr>
       </w:pPr>
       <w:r>
         <w:rPr>
-          <w:rFonts w:ascii="Segoe UI" w:hAnsi="Segoe UI" w:cs="Segoe UI"/>
-          <w:color w:val="0F1115"/>
+          <w:rFonts w:ascii="Times New Roman" w:eastAsia="Times New Roman" w:hAnsi="Times New Roman" w:cs="Times New Roman"/>
+          <w:b/>
+          <w:bCs/>
           <w:sz w:val="36"/>
           <w:szCs w:val="36"/>
         </w:rPr>
-        <w:t>Study Tips for Success</w:t>
-      </w:r>
-    </w:p>
-    <w:p>
-      <w:pPr>
-        <w:pStyle w:val="Heading2"/>
-        <w:shd w:val="clear" w:color="auto" w:fill="FFFFFF"/>
-        <w:spacing w:before="480" w:beforeAutospacing="0" w:after="240" w:afterAutospacing="0" w:line="480" w:lineRule="atLeast"/>
-        <w:rPr>
-          <w:rFonts w:ascii="Segoe UI" w:hAnsi="Segoe UI" w:cs="Segoe UI"/>
-          <w:color w:val="0F1115"/>
-          <w:sz w:val="33"/>
-          <w:szCs w:val="33"/>
-        </w:rPr>
-      </w:pPr>
-      <w:r>
-        <w:rPr>
-          <w:rFonts w:ascii="Segoe UI" w:hAnsi="Segoe UI" w:cs="Segoe UI"/>
-          <w:color w:val="0F1115"/>
-          <w:sz w:val="33"/>
-          <w:szCs w:val="33"/>
-        </w:rPr>
         <w:t>Effective Learning Strategies</w:t>
       </w:r>
     </w:p>
     <w:p>
       <w:pPr>
-        <w:pStyle w:val="ds-markdown-paragraph"/>
-        <w:shd w:val="clear" w:color="auto" w:fill="FFFFFF"/>
-        <w:spacing w:before="240" w:beforeAutospacing="0" w:after="240" w:afterAutospacing="0"/>
-        <w:rPr>
-          <w:rFonts w:ascii="Segoe UI" w:hAnsi="Segoe UI" w:cs="Segoe UI"/>
-          <w:color w:val="0F1115"/>
-        </w:rPr>
-      </w:pPr>
-      <w:r>
-        <w:rPr>
-          <w:rStyle w:val="Strong"/>
-          <w:rFonts w:ascii="Segoe UI" w:hAnsi="Segoe UI" w:cs="Segoe UI"/>
-          <w:color w:val="0F1115"/>
+        <w:spacing w:before="100" w:beforeAutospacing="1" w:after="100" w:afterAutospacing="1" w:line="240" w:lineRule="auto"/>
+        <w:rPr>
+          <w:rFonts w:ascii="Times New Roman" w:eastAsia="Times New Roman" w:hAnsi="Times New Roman" w:cs="Times New Roman"/>
+          <w:sz w:val="24"/>
+          <w:szCs w:val="24"/>
+        </w:rPr>
+      </w:pPr>
+      <w:r>
+        <w:rPr>
+          <w:rFonts w:ascii="Times New Roman" w:eastAsia="Times New Roman" w:hAnsi="Times New Roman" w:cs="Times New Roman"/>
+          <w:b/>
+          <w:bCs/>
+          <w:sz w:val="24"/>
+          <w:szCs w:val="24"/>
         </w:rPr>
         <w:t>Remember:</w:t>
       </w:r>
       <w:r>
         <w:rPr>
-          <w:rFonts w:ascii="Segoe UI" w:hAnsi="Segoe UI" w:cs="Segoe UI"/>
-          <w:color w:val="0F1115"/>
-        </w:rPr>
-        <w:t> Consistent study habits lead to better retention.</w:t>
-      </w:r>
-    </w:p>
-    <w:p>
-      <w:pPr>
-        <w:pStyle w:val="ds-markdown-paragraph"/>
-        <w:shd w:val="clear" w:color="auto" w:fill="FFFFFF"/>
-        <w:spacing w:before="240" w:beforeAutospacing="0" w:after="240" w:afterAutospacing="0"/>
-        <w:rPr>
-          <w:rFonts w:ascii="Segoe UI" w:hAnsi="Segoe UI" w:cs="Segoe UI"/>
-          <w:color w:val="0F1115"/>
-        </w:rPr>
-      </w:pPr>
-      <w:r>
-        <w:rPr>
-          <w:rStyle w:val="Emphasis"/>
-          <w:rFonts w:ascii="Segoe UI" w:hAnsi="Segoe UI" w:cs="Segoe UI"/>
-          <w:color w:val="0F1115"/>
+          <w:rFonts w:ascii="Times New Roman" w:eastAsia="Times New Roman" w:hAnsi="Times New Roman" w:cs="Times New Roman"/>
+          <w:sz w:val="24"/>
+          <w:szCs w:val="24"/>
+        </w:rPr>
+        <w:t xml:space="preserve"> Consistent study habits lead to better retention.</w:t>
+      </w:r>
+    </w:p>
+    <w:p>
+      <w:pPr>
+        <w:spacing w:before="100" w:beforeAutospacing="1" w:after="100" w:afterAutospacing="1" w:line="240" w:lineRule="auto"/>
+        <w:rPr>
+          <w:rFonts w:ascii="Times New Roman" w:eastAsia="Times New Roman" w:hAnsi="Times New Roman" w:cs="Times New Roman"/>
+          <w:sz w:val="24"/>
+          <w:szCs w:val="24"/>
+        </w:rPr>
+      </w:pPr>
+      <w:r>
+        <w:rPr>
+          <w:rFonts w:ascii="Times New Roman" w:eastAsia="Times New Roman" w:hAnsi="Times New Roman" w:cs="Times New Roman"/>
+          <w:i/>
+          <w:iCs/>
+          <w:sz w:val="24"/>
+          <w:szCs w:val="24"/>
         </w:rPr>
         <w:t>Focus on understanding concepts rather than memorizing facts.</w:t>
       </w:r>
     </w:p>
     <w:p>
       <w:pPr>
-        <w:pStyle w:val="ds-markdown-paragraph"/>
-        <w:shd w:val="clear" w:color="auto" w:fill="FFFFFF"/>
-        <w:spacing w:before="240" w:beforeAutospacing="0" w:after="240" w:afterAutospacing="0"/>
-        <w:rPr>
-          <w:rFonts w:ascii="Segoe UI" w:hAnsi="Segoe UI" w:cs="Segoe UI"/>
-          <w:color w:val="0F1115"/>
-        </w:rPr>
-      </w:pPr>
-      <w:r>
-        <w:rPr>
-          <w:rFonts w:ascii="Segoe UI" w:hAnsi="Segoe UI" w:cs="Segoe UI"/>
-          <w:color w:val="0F1115"/>
-        </w:rPr>
-        <w:t>Use </w:t>
-      </w:r>
-      <w:r>
-        <w:rPr>
-          <w:rStyle w:val="ds-markdown-html"/>
-          <w:rFonts w:ascii="Consolas" w:hAnsi="Consolas" w:cs="Segoe UI"/>
-          <w:color w:val="0F1115"/>
-        </w:rPr>
-        <w:t>&lt;mark&gt;</w:t>
-      </w:r>
-      <w:r>
-        <w:rPr>
-          <w:rFonts w:ascii="Segoe UI" w:hAnsi="Segoe UI" w:cs="Segoe UI"/>
-          <w:color w:val="0F1115"/>
-        </w:rPr>
-        <w:t>active recall</w:t>
-      </w:r>
-      <w:r>
-        <w:rPr>
-          <w:rStyle w:val="ds-markdown-html"/>
-          <w:rFonts w:ascii="Consolas" w:hAnsi="Consolas" w:cs="Segoe UI"/>
-          <w:color w:val="0F1115"/>
-        </w:rPr>
-        <w:t>&lt;/mark&gt;</w:t>
-      </w:r>
-      <w:r>
-        <w:rPr>
-          <w:rFonts w:ascii="Segoe UI" w:hAnsi="Segoe UI" w:cs="Segoe UI"/>
-          <w:color w:val="0F1115"/>
-        </w:rPr>
-        <w:t> to test your knowledge regularly.</w:t>
-      </w:r>
-    </w:p>
-    <w:p>
-      <w:pPr>
-        <w:pStyle w:val="ds-markdown-paragraph"/>
-        <w:shd w:val="clear" w:color="auto" w:fill="FFFFFF"/>
-        <w:spacing w:before="240" w:beforeAutospacing="0" w:after="240" w:afterAutospacing="0"/>
-        <w:rPr>
-          <w:rFonts w:ascii="Segoe UI" w:hAnsi="Segoe UI" w:cs="Segoe UI"/>
-          <w:color w:val="0F1115"/>
-        </w:rPr>
-      </w:pPr>
-      <w:r>
-        <w:rPr>
-          <w:rFonts w:ascii="Segoe UI" w:hAnsi="Segoe UI" w:cs="Segoe UI"/>
-          <w:color w:val="0F1115"/>
+        <w:spacing w:before="100" w:beforeAutospacing="1" w:after="100" w:afterAutospacing="1" w:line="240" w:lineRule="auto"/>
+        <w:rPr>
+          <w:rFonts w:ascii="Times New Roman" w:eastAsia="Times New Roman" w:hAnsi="Times New Roman" w:cs="Times New Roman"/>
+          <w:sz w:val="24"/>
+          <w:szCs w:val="24"/>
+        </w:rPr>
+      </w:pPr>
+      <w:r>
+        <w:rPr>
+          <w:rFonts w:ascii="Times New Roman" w:eastAsia="Times New Roman" w:hAnsi="Times New Roman" w:cs="Times New Roman"/>
+          <w:sz w:val="24"/>
+          <w:szCs w:val="24"/>
+        </w:rPr>
+        <w:t>Use active recall to test your knowledge regularly.</w:t>
+      </w:r>
+    </w:p>
+    <w:p>
+      <w:pPr>
+        <w:spacing w:before="100" w:beforeAutospacing="1" w:after="100" w:afterAutospacing="1" w:line="240" w:lineRule="auto"/>
+        <w:rPr>
+          <w:rFonts w:ascii="Times New Roman" w:eastAsia="Times New Roman" w:hAnsi="Times New Roman" w:cs="Times New Roman"/>
+          <w:sz w:val="24"/>
+          <w:szCs w:val="24"/>
+        </w:rPr>
+      </w:pPr>
+      <w:r>
+        <w:rPr>
+          <w:rFonts w:ascii="Times New Roman" w:eastAsia="Times New Roman" w:hAnsi="Times New Roman" w:cs="Times New Roman"/>
+          <w:sz w:val="24"/>
+          <w:szCs w:val="24"/>
         </w:rPr>
         <w:t>Break your study sessions into manageable chunks.</w:t>
       </w:r>
       <w:r>
         <w:rPr>
-          <w:rFonts w:ascii="Segoe UI" w:hAnsi="Segoe UI" w:cs="Segoe UI"/>
-          <w:color w:val="0F1115"/>
+          <w:rFonts w:ascii="Times New Roman" w:eastAsia="Times New Roman" w:hAnsi="Times New Roman" w:cs="Times New Roman"/>
+          <w:sz w:val="24"/>
+          <w:szCs w:val="24"/>
         </w:rPr>
         <w:br/>
         <w:t>Take short breaks between sessions to stay refreshed.</w:t>
@@ -7055,110 +7051,95 @@
     </w:p>
     <w:p>
       <w:pPr>
+        <w:spacing w:after="0" w:line="240" w:lineRule="auto"/>
+        <w:rPr>
+          <w:rFonts w:ascii="Times New Roman" w:eastAsia="Times New Roman" w:hAnsi="Times New Roman" w:cs="Times New Roman"/>
+          <w:sz w:val="24"/>
+          <w:szCs w:val="24"/>
+        </w:rPr>
+      </w:pPr>
+      <w:r>
+        <w:rPr>
+          <w:rFonts w:ascii="Times New Roman" w:eastAsia="Times New Roman" w:hAnsi="Times New Roman" w:cs="Times New Roman"/>
+          <w:sz w:val="24"/>
+          <w:szCs w:val="24"/>
+        </w:rPr>
+        <w:pict>
+          <v:rect id="_x0000_i1038" style="width:0;height:1.5pt" o:hralign="center" o:hrstd="t" o:hr="t" fillcolor="#a0a0a0" stroked="f"/>
+        </w:pict>
+      </w:r>
+    </w:p>
+    <w:p>
+      <w:pPr>
+        <w:spacing w:before="100" w:beforeAutospacing="1" w:after="100" w:afterAutospacing="1" w:line="240" w:lineRule="auto"/>
+        <w:rPr>
+          <w:rFonts w:ascii="Times New Roman" w:eastAsia="Times New Roman" w:hAnsi="Times New Roman" w:cs="Times New Roman"/>
+          <w:sz w:val="24"/>
+          <w:szCs w:val="24"/>
+        </w:rPr>
+      </w:pPr>
+      <w:r>
+        <w:rPr>
+          <w:rFonts w:ascii="Times New Roman" w:eastAsia="Times New Roman" w:hAnsi="Times New Roman" w:cs="Times New Roman"/>
+          <w:sz w:val="20"/>
+          <w:szCs w:val="20"/>
+        </w:rPr>
+        <w:t>Disclaimer: Results may vary depending on individual learning styles.</w:t>
+      </w:r>
+    </w:p>
+    <w:p>
+      <w:pPr>
+        <w:spacing w:before="100" w:beforeAutospacing="1" w:after="100" w:afterAutospacing="1" w:line="240" w:lineRule="auto"/>
+        <w:rPr>
+          <w:rFonts w:ascii="Times New Roman" w:eastAsia="Times New Roman" w:hAnsi="Times New Roman" w:cs="Times New Roman"/>
+          <w:sz w:val="24"/>
+          <w:szCs w:val="24"/>
+        </w:rPr>
+      </w:pPr>
+      <w:r>
+        <w:rPr>
+          <w:rFonts w:ascii="Times New Roman" w:eastAsia="Times New Roman" w:hAnsi="Times New Roman" w:cs="Times New Roman"/>
+          <w:sz w:val="24"/>
+          <w:szCs w:val="24"/>
+        </w:rPr>
+        <w:t xml:space="preserve">This is </w:t>
+      </w:r>
+      <w:r>
+        <w:rPr>
+          <w:rFonts w:ascii="Times New Roman" w:eastAsia="Times New Roman" w:hAnsi="Times New Roman" w:cs="Times New Roman"/>
+          <w:sz w:val="24"/>
+          <w:szCs w:val="24"/>
+          <w:u w:val="single"/>
+        </w:rPr>
+        <w:t>underlined text</w:t>
+      </w:r>
+      <w:r>
+        <w:rPr>
+          <w:rFonts w:ascii="Times New Roman" w:eastAsia="Times New Roman" w:hAnsi="Times New Roman" w:cs="Times New Roman"/>
+          <w:sz w:val="24"/>
+          <w:szCs w:val="24"/>
+        </w:rPr>
+        <w:t xml:space="preserve"> for emphasis.</w:t>
+      </w:r>
+    </w:p>
+    <w:p>
+      <w:r>
+        <w:br w:type="page"/>
+      </w:r>
+    </w:p>
+    <w:p>
+      <w:pPr>
         <w:spacing w:before="480" w:after="480"/>
         <w:rPr>
           <w:rFonts w:ascii="Times New Roman" w:hAnsi="Times New Roman" w:cs="Times New Roman"/>
         </w:rPr>
       </w:pPr>
-      <w:r>
-        <w:pict>
-          <v:rect id="_x0000_i1034" style="width:0;height:.75pt" o:hralign="center" o:hrstd="t" o:hr="t" fillcolor="#a0a0a0" stroked="f"/>
-        </w:pict>
-      </w:r>
-    </w:p>
-    <w:p>
-      <w:pPr>
-        <w:pStyle w:val="ds-markdown-paragraph"/>
-        <w:shd w:val="clear" w:color="auto" w:fill="FFFFFF"/>
-        <w:spacing w:before="240" w:beforeAutospacing="0" w:after="240" w:afterAutospacing="0"/>
-        <w:rPr>
-          <w:rFonts w:ascii="Segoe UI" w:hAnsi="Segoe UI" w:cs="Segoe UI"/>
-          <w:color w:val="0F1115"/>
-        </w:rPr>
-      </w:pPr>
-      <w:r>
-        <w:rPr>
-          <w:rStyle w:val="ds-markdown-html"/>
-          <w:rFonts w:ascii="Consolas" w:hAnsi="Consolas" w:cs="Segoe UI"/>
-          <w:color w:val="0F1115"/>
-        </w:rPr>
-        <w:t>&lt;small&gt;</w:t>
-      </w:r>
-      <w:r>
-        <w:rPr>
-          <w:rFonts w:ascii="Segoe UI" w:hAnsi="Segoe UI" w:cs="Segoe UI"/>
-          <w:color w:val="0F1115"/>
-        </w:rPr>
-        <w:t>Disclaimer: Results may vary depending on individual learning styles.</w:t>
-      </w:r>
-      <w:r>
-        <w:rPr>
-          <w:rStyle w:val="ds-markdown-html"/>
-          <w:rFonts w:ascii="Consolas" w:hAnsi="Consolas" w:cs="Segoe UI"/>
-          <w:color w:val="0F1115"/>
-        </w:rPr>
-        <w:t>&lt;/small&gt;</w:t>
-      </w:r>
-    </w:p>
-    <w:p>
-      <w:pPr>
-        <w:pStyle w:val="ds-markdown-paragraph"/>
-        <w:shd w:val="clear" w:color="auto" w:fill="FFFFFF"/>
-        <w:spacing w:before="240" w:beforeAutospacing="0" w:after="240" w:afterAutospacing="0"/>
-        <w:rPr>
-          <w:rFonts w:ascii="Segoe UI" w:hAnsi="Segoe UI" w:cs="Segoe UI"/>
-          <w:color w:val="0F1115"/>
-        </w:rPr>
-      </w:pPr>
-      <w:r>
-        <w:rPr>
-          <w:rFonts w:ascii="Segoe UI" w:hAnsi="Segoe UI" w:cs="Segoe UI"/>
-          <w:color w:val="0F1115"/>
-        </w:rPr>
-        <w:t>This is </w:t>
-      </w:r>
-      <w:r>
-        <w:rPr>
-          <w:rStyle w:val="ds-markdown-html"/>
-          <w:rFonts w:ascii="Consolas" w:hAnsi="Consolas" w:cs="Segoe UI"/>
-          <w:color w:val="0F1115"/>
-        </w:rPr>
-        <w:t>&lt;u&gt;</w:t>
-      </w:r>
-      <w:r>
-        <w:rPr>
-          <w:rFonts w:ascii="Segoe UI" w:hAnsi="Segoe UI" w:cs="Segoe UI"/>
-          <w:color w:val="0F1115"/>
-        </w:rPr>
-        <w:t>underlined text</w:t>
-      </w:r>
-      <w:r>
-        <w:rPr>
-          <w:rStyle w:val="ds-markdown-html"/>
-          <w:rFonts w:ascii="Consolas" w:hAnsi="Consolas" w:cs="Segoe UI"/>
-          <w:color w:val="0F1115"/>
-        </w:rPr>
-        <w:t>&lt;/u&gt;</w:t>
-      </w:r>
-      <w:r>
-        <w:rPr>
-          <w:rFonts w:ascii="Segoe UI" w:hAnsi="Segoe UI" w:cs="Segoe UI"/>
-          <w:color w:val="0F1115"/>
-        </w:rPr>
-        <w:t> for emphasis.</w:t>
-      </w:r>
-    </w:p>
-    <w:p>
-      <w:pPr>
-        <w:spacing w:before="480" w:after="480"/>
-        <w:rPr>
-          <w:rFonts w:ascii="Times New Roman" w:hAnsi="Times New Roman" w:cs="Times New Roman"/>
-        </w:rPr>
-      </w:pPr>
+      <w:bookmarkStart w:id="0" w:name="_GoBack"/>
+      <w:bookmarkEnd w:id="0"/>
       <w:r>
         <w:lastRenderedPageBreak/>
         <w:pict>
-          <v:rect id="_x0000_i1035" style="width:0;height:.75pt" o:hralign="center" o:hrstd="t" o:hr="t" fillcolor="#a0a0a0" stroked="f"/>
+          <v:rect id="_x0000_i1029" style="width:0;height:.75pt" o:hralign="center" o:hrstd="t" o:hr="t" fillcolor="#a0a0a0" stroked="f"/>
         </w:pict>
       </w:r>
     </w:p>
@@ -8207,7 +8188,7 @@
       </w:pPr>
       <w:r>
         <w:pict>
-          <v:rect id="_x0000_i1036" style="width:0;height:.75pt" o:hralign="center" o:hrstd="t" o:hr="t" fillcolor="#a0a0a0" stroked="f"/>
+          <v:rect id="_x0000_i1030" style="width:0;height:.75pt" o:hralign="center" o:hrstd="t" o:hr="t" fillcolor="#a0a0a0" stroked="f"/>
         </w:pict>
       </w:r>
     </w:p>
@@ -8254,7 +8235,7 @@
       <w:r>
         <w:lastRenderedPageBreak/>
         <w:pict>
-          <v:rect id="_x0000_i1029" style="width:0;height:.75pt" o:hralign="center" o:hrstd="t" o:hr="t" fillcolor="#a0a0a0" stroked="f"/>
+          <v:rect id="_x0000_i1031" style="width:0;height:.75pt" o:hralign="center" o:hrstd="t" o:hr="t" fillcolor="#a0a0a0" stroked="f"/>
         </w:pict>
       </w:r>
     </w:p>
@@ -8362,9 +8343,9 @@
         <w:tblLook w:val="04A0" w:firstRow="1" w:lastRow="0" w:firstColumn="1" w:lastColumn="0" w:noHBand="0" w:noVBand="1"/>
       </w:tblPr>
       <w:tblGrid>
-        <w:gridCol w:w="2166"/>
-        <w:gridCol w:w="2649"/>
-        <w:gridCol w:w="6465"/>
+        <w:gridCol w:w="2069"/>
+        <w:gridCol w:w="2494"/>
+        <w:gridCol w:w="6717"/>
       </w:tblGrid>
       <w:tr>
         <w:trPr>
@@ -8456,6 +8437,7 @@
           <w:p>
             <w:pPr>
               <w:spacing w:line="375" w:lineRule="atLeast"/>
+              <w:ind w:right="870"/>
               <w:rPr>
                 <w:rFonts w:ascii="Segoe UI" w:hAnsi="Segoe UI" w:cs="Segoe UI"/>
                 <w:sz w:val="23"/>
@@ -8551,6 +8533,7 @@
           <w:p>
             <w:pPr>
               <w:spacing w:line="375" w:lineRule="atLeast"/>
+              <w:ind w:right="870"/>
               <w:rPr>
                 <w:rFonts w:ascii="Segoe UI" w:hAnsi="Segoe UI" w:cs="Segoe UI"/>
                 <w:sz w:val="23"/>
@@ -8646,6 +8629,7 @@
           <w:p>
             <w:pPr>
               <w:spacing w:line="375" w:lineRule="atLeast"/>
+              <w:ind w:right="870"/>
               <w:rPr>
                 <w:rFonts w:ascii="Segoe UI" w:hAnsi="Segoe UI" w:cs="Segoe UI"/>
                 <w:sz w:val="23"/>
@@ -8741,6 +8725,7 @@
           <w:p>
             <w:pPr>
               <w:spacing w:line="375" w:lineRule="atLeast"/>
+              <w:ind w:right="870"/>
               <w:rPr>
                 <w:rFonts w:ascii="Segoe UI" w:hAnsi="Segoe UI" w:cs="Segoe UI"/>
                 <w:sz w:val="23"/>
@@ -8836,6 +8821,7 @@
           <w:p>
             <w:pPr>
               <w:spacing w:line="375" w:lineRule="atLeast"/>
+              <w:ind w:right="870"/>
               <w:rPr>
                 <w:rFonts w:ascii="Segoe UI" w:hAnsi="Segoe UI" w:cs="Segoe UI"/>
                 <w:sz w:val="23"/>
@@ -8931,6 +8917,7 @@
           <w:p>
             <w:pPr>
               <w:spacing w:line="375" w:lineRule="atLeast"/>
+              <w:ind w:right="870"/>
               <w:rPr>
                 <w:rFonts w:ascii="Segoe UI" w:hAnsi="Segoe UI" w:cs="Segoe UI"/>
                 <w:sz w:val="23"/>
@@ -8961,13 +8948,48 @@
           <w:szCs w:val="30"/>
         </w:rPr>
       </w:pPr>
-      <w:r>
-        <w:rPr>
-          <w:rFonts w:ascii="Segoe UI" w:hAnsi="Segoe UI" w:cs="Segoe UI"/>
+    </w:p>
+    <w:p>
+      <w:pPr>
+        <w:rPr>
+          <w:rFonts w:ascii="Segoe UI" w:eastAsiaTheme="majorEastAsia" w:hAnsi="Segoe UI" w:cs="Segoe UI"/>
+          <w:b/>
+          <w:bCs/>
           <w:color w:val="0F1115"/>
           <w:sz w:val="30"/>
           <w:szCs w:val="30"/>
         </w:rPr>
+      </w:pPr>
+      <w:r>
+        <w:rPr>
+          <w:rFonts w:ascii="Segoe UI" w:hAnsi="Segoe UI" w:cs="Segoe UI"/>
+          <w:color w:val="0F1115"/>
+          <w:sz w:val="30"/>
+          <w:szCs w:val="30"/>
+        </w:rPr>
+        <w:br w:type="page"/>
+      </w:r>
+    </w:p>
+    <w:p>
+      <w:pPr>
+        <w:pStyle w:val="Heading3"/>
+        <w:shd w:val="clear" w:color="auto" w:fill="FFFFFF"/>
+        <w:spacing w:before="480" w:after="240" w:line="450" w:lineRule="atLeast"/>
+        <w:rPr>
+          <w:rFonts w:ascii="Segoe UI" w:hAnsi="Segoe UI" w:cs="Segoe UI"/>
+          <w:color w:val="0F1115"/>
+          <w:sz w:val="30"/>
+          <w:szCs w:val="30"/>
+        </w:rPr>
+      </w:pPr>
+      <w:r>
+        <w:rPr>
+          <w:rFonts w:ascii="Segoe UI" w:hAnsi="Segoe UI" w:cs="Segoe UI"/>
+          <w:color w:val="0F1115"/>
+          <w:sz w:val="30"/>
+          <w:szCs w:val="30"/>
+        </w:rPr>
+        <w:lastRenderedPageBreak/>
         <w:t>Installing Visual Studio Code</w:t>
       </w:r>
     </w:p>
@@ -9112,9 +9134,8 @@
         </w:rPr>
       </w:pPr>
       <w:r>
-        <w:lastRenderedPageBreak/>
         <w:pict>
-          <v:rect id="_x0000_i1037" style="width:0;height:.75pt" o:hralign="center" o:hrstd="t" o:hr="t" fillcolor="#a0a0a0" stroked="f"/>
+          <v:rect id="_x0000_i1032" style="width:0;height:.75pt" o:hralign="center" o:hrstd="t" o:hr="t" fillcolor="#a0a0a0" stroked="f"/>
         </w:pict>
       </w:r>
     </w:p>
@@ -9162,423 +9183,6 @@
           <w:color w:val="0F1115"/>
         </w:rPr>
         <w:t>Open a web browser and navigate to: </w:t>
-      </w:r>
-      <w:r>
-        <w:rPr>
-          <w:rStyle w:val="IntenseQuoteChar"/>
-        </w:rPr>
-        <w:fldChar w:fldCharType="begin"/>
-      </w:r>
-      <w:r>
-        <w:rPr>
-          <w:rStyle w:val="IntenseQuoteChar"/>
-        </w:rPr>
-        <w:instrText xml:space="preserve"> HYPERLINK "https://code.visualstudio.com/" \t "_blank" </w:instrText>
-      </w:r>
-      <w:r>
-        <w:rPr>
-          <w:rStyle w:val="IntenseQuoteChar"/>
-        </w:rPr>
-        <w:fldChar w:fldCharType="separate"/>
-      </w:r>
-      <w:r>
-        <w:rPr>
-          <w:rStyle w:val="IntenseQuoteChar"/>
-          <w:rFonts w:eastAsiaTheme="majorEastAsia"/>
-        </w:rPr>
-        <w:t>code.visualstudio.com</w:t>
-      </w:r>
-      <w:r>
-        <w:rPr>
-          <w:rStyle w:val="IntenseQuoteChar"/>
-        </w:rPr>
-        <w:fldChar w:fldCharType="end"/>
-      </w:r>
-    </w:p>
-    <w:p>
-      <w:pPr>
-        <w:pStyle w:val="ds-markdown-paragraph"/>
-        <w:numPr>
-          <w:ilvl w:val="0"/>
-          <w:numId w:val="38"/>
-        </w:numPr>
-        <w:shd w:val="clear" w:color="auto" w:fill="FFFFFF"/>
-        <w:tabs>
-          <w:tab w:val="clear" w:pos="720"/>
-          <w:tab w:val="num" w:pos="360"/>
-        </w:tabs>
-        <w:spacing w:after="0" w:afterAutospacing="0"/>
-        <w:ind w:left="0" w:firstLine="0"/>
-        <w:rPr>
-          <w:rFonts w:ascii="Segoe UI" w:hAnsi="Segoe UI" w:cs="Segoe UI"/>
-          <w:color w:val="0F1115"/>
-        </w:rPr>
-      </w:pPr>
-      <w:r>
-        <w:rPr>
-          <w:rFonts w:ascii="Segoe UI" w:hAnsi="Segoe UI" w:cs="Segoe UI"/>
-          <w:color w:val="0F1115"/>
-        </w:rPr>
-        <w:t>Click the blue </w:t>
-      </w:r>
-      <w:r>
-        <w:rPr>
-          <w:rStyle w:val="Strong"/>
-          <w:rFonts w:ascii="Segoe UI" w:hAnsi="Segoe UI" w:cs="Segoe UI"/>
-          <w:color w:val="0F1115"/>
-        </w:rPr>
-        <w:t>Download for Windows</w:t>
-      </w:r>
-      <w:r>
-        <w:rPr>
-          <w:rFonts w:ascii="Segoe UI" w:hAnsi="Segoe UI" w:cs="Segoe UI"/>
-          <w:color w:val="0F1115"/>
-        </w:rPr>
-        <w:t> button</w:t>
-      </w:r>
-    </w:p>
-    <w:p>
-      <w:pPr>
-        <w:pStyle w:val="ds-markdown-paragraph"/>
-        <w:numPr>
-          <w:ilvl w:val="0"/>
-          <w:numId w:val="38"/>
-        </w:numPr>
-        <w:shd w:val="clear" w:color="auto" w:fill="FFFFFF"/>
-        <w:tabs>
-          <w:tab w:val="clear" w:pos="720"/>
-          <w:tab w:val="num" w:pos="360"/>
-        </w:tabs>
-        <w:spacing w:after="0" w:afterAutospacing="0"/>
-        <w:ind w:left="0" w:firstLine="0"/>
-        <w:rPr>
-          <w:rFonts w:ascii="Segoe UI" w:hAnsi="Segoe UI" w:cs="Segoe UI"/>
-          <w:color w:val="0F1115"/>
-        </w:rPr>
-      </w:pPr>
-      <w:r>
-        <w:rPr>
-          <w:rFonts w:ascii="Segoe UI" w:hAnsi="Segoe UI" w:cs="Segoe UI"/>
-          <w:color w:val="0F1115"/>
-        </w:rPr>
-        <w:t>Once the download completes, locate the installer file (e.g., </w:t>
-      </w:r>
-      <w:r>
-        <w:rPr>
-          <w:rStyle w:val="HTMLCode"/>
-          <w:rFonts w:ascii="Consolas" w:hAnsi="Consolas"/>
-          <w:color w:val="0F1115"/>
-          <w:shd w:val="clear" w:color="auto" w:fill="EBEEF2"/>
-        </w:rPr>
-        <w:t>VSCodeUserSetup-x64-*.exe</w:t>
-      </w:r>
-      <w:r>
-        <w:rPr>
-          <w:rFonts w:ascii="Segoe UI" w:hAnsi="Segoe UI" w:cs="Segoe UI"/>
-          <w:color w:val="0F1115"/>
-        </w:rPr>
-        <w:t>) in your Downloads folder</w:t>
-      </w:r>
-    </w:p>
-    <w:p>
-      <w:pPr>
-        <w:pStyle w:val="ds-markdown-paragraph"/>
-        <w:numPr>
-          <w:ilvl w:val="0"/>
-          <w:numId w:val="38"/>
-        </w:numPr>
-        <w:shd w:val="clear" w:color="auto" w:fill="FFFFFF"/>
-        <w:tabs>
-          <w:tab w:val="clear" w:pos="720"/>
-          <w:tab w:val="num" w:pos="360"/>
-        </w:tabs>
-        <w:spacing w:after="0" w:afterAutospacing="0"/>
-        <w:ind w:left="0" w:firstLine="0"/>
-        <w:rPr>
-          <w:rFonts w:ascii="Segoe UI" w:hAnsi="Segoe UI" w:cs="Segoe UI"/>
-          <w:color w:val="0F1115"/>
-        </w:rPr>
-      </w:pPr>
-      <w:r>
-        <w:rPr>
-          <w:rStyle w:val="Strong"/>
-          <w:rFonts w:ascii="Segoe UI" w:hAnsi="Segoe UI" w:cs="Segoe UI"/>
-          <w:color w:val="0F1115"/>
-        </w:rPr>
-        <w:t>Double-click</w:t>
-      </w:r>
-      <w:r>
-        <w:rPr>
-          <w:rFonts w:ascii="Segoe UI" w:hAnsi="Segoe UI" w:cs="Segoe UI"/>
-          <w:color w:val="0F1115"/>
-        </w:rPr>
-        <w:t> the installer file to run it</w:t>
-      </w:r>
-    </w:p>
-    <w:p>
-      <w:pPr>
-        <w:pStyle w:val="ds-markdown-paragraph"/>
-        <w:numPr>
-          <w:ilvl w:val="0"/>
-          <w:numId w:val="38"/>
-        </w:numPr>
-        <w:shd w:val="clear" w:color="auto" w:fill="FFFFFF"/>
-        <w:tabs>
-          <w:tab w:val="clear" w:pos="720"/>
-          <w:tab w:val="num" w:pos="360"/>
-        </w:tabs>
-        <w:spacing w:after="120" w:afterAutospacing="0"/>
-        <w:ind w:left="0" w:firstLine="0"/>
-        <w:rPr>
-          <w:rFonts w:ascii="Segoe UI" w:hAnsi="Segoe UI" w:cs="Segoe UI"/>
-          <w:color w:val="0F1115"/>
-        </w:rPr>
-      </w:pPr>
-      <w:r>
-        <w:rPr>
-          <w:rFonts w:ascii="Segoe UI" w:hAnsi="Segoe UI" w:cs="Segoe UI"/>
-          <w:color w:val="0F1115"/>
-        </w:rPr>
-        <w:t>Follow the installation wizard instructions:</w:t>
-      </w:r>
-    </w:p>
-    <w:p>
-      <w:pPr>
-        <w:pStyle w:val="ds-markdown-paragraph"/>
-        <w:numPr>
-          <w:ilvl w:val="1"/>
-          <w:numId w:val="38"/>
-        </w:numPr>
-        <w:shd w:val="clear" w:color="auto" w:fill="FFFFFF"/>
-        <w:tabs>
-          <w:tab w:val="num" w:pos="360"/>
-        </w:tabs>
-        <w:spacing w:after="0" w:afterAutospacing="0"/>
-        <w:ind w:left="0" w:firstLine="0"/>
-        <w:rPr>
-          <w:rFonts w:ascii="Segoe UI" w:hAnsi="Segoe UI" w:cs="Segoe UI"/>
-          <w:color w:val="0F1115"/>
-        </w:rPr>
-      </w:pPr>
-      <w:r>
-        <w:rPr>
-          <w:rFonts w:ascii="Segoe UI" w:hAnsi="Segoe UI" w:cs="Segoe UI"/>
-          <w:color w:val="0F1115"/>
-        </w:rPr>
-        <w:t>Accept the license agreement</w:t>
-      </w:r>
-    </w:p>
-    <w:p>
-      <w:pPr>
-        <w:pStyle w:val="ds-markdown-paragraph"/>
-        <w:numPr>
-          <w:ilvl w:val="1"/>
-          <w:numId w:val="38"/>
-        </w:numPr>
-        <w:shd w:val="clear" w:color="auto" w:fill="FFFFFF"/>
-        <w:tabs>
-          <w:tab w:val="num" w:pos="360"/>
-        </w:tabs>
-        <w:spacing w:after="0" w:afterAutospacing="0"/>
-        <w:ind w:left="0" w:firstLine="0"/>
-        <w:rPr>
-          <w:rFonts w:ascii="Segoe UI" w:hAnsi="Segoe UI" w:cs="Segoe UI"/>
-          <w:color w:val="0F1115"/>
-        </w:rPr>
-      </w:pPr>
-      <w:r>
-        <w:rPr>
-          <w:rFonts w:ascii="Segoe UI" w:hAnsi="Segoe UI" w:cs="Segoe UI"/>
-          <w:color w:val="0F1115"/>
-        </w:rPr>
-        <w:t>Select the installation location (default is recommended)</w:t>
-      </w:r>
-    </w:p>
-    <w:p>
-      <w:pPr>
-        <w:pStyle w:val="ds-markdown-paragraph"/>
-        <w:numPr>
-          <w:ilvl w:val="1"/>
-          <w:numId w:val="38"/>
-        </w:numPr>
-        <w:shd w:val="clear" w:color="auto" w:fill="FFFFFF"/>
-        <w:tabs>
-          <w:tab w:val="num" w:pos="360"/>
-        </w:tabs>
-        <w:spacing w:after="0" w:afterAutospacing="0"/>
-        <w:ind w:left="0" w:firstLine="0"/>
-        <w:rPr>
-          <w:rFonts w:ascii="Segoe UI" w:hAnsi="Segoe UI" w:cs="Segoe UI"/>
-          <w:color w:val="0F1115"/>
-        </w:rPr>
-      </w:pPr>
-      <w:r>
-        <w:rPr>
-          <w:rFonts w:ascii="Segoe UI" w:hAnsi="Segoe UI" w:cs="Segoe UI"/>
-          <w:color w:val="0F1115"/>
-        </w:rPr>
-        <w:t>Choose additional tasks (e.g., "Add 'Open with Code' action")</w:t>
-      </w:r>
-    </w:p>
-    <w:p>
-      <w:pPr>
-        <w:pStyle w:val="ds-markdown-paragraph"/>
-        <w:numPr>
-          <w:ilvl w:val="1"/>
-          <w:numId w:val="38"/>
-        </w:numPr>
-        <w:shd w:val="clear" w:color="auto" w:fill="FFFFFF"/>
-        <w:tabs>
-          <w:tab w:val="num" w:pos="360"/>
-        </w:tabs>
-        <w:spacing w:after="0" w:afterAutospacing="0"/>
-        <w:ind w:left="0" w:firstLine="0"/>
-        <w:rPr>
-          <w:rFonts w:ascii="Segoe UI" w:hAnsi="Segoe UI" w:cs="Segoe UI"/>
-          <w:color w:val="0F1115"/>
-        </w:rPr>
-      </w:pPr>
-      <w:r>
-        <w:rPr>
-          <w:rFonts w:ascii="Segoe UI" w:hAnsi="Segoe UI" w:cs="Segoe UI"/>
-          <w:color w:val="0F1115"/>
-        </w:rPr>
-        <w:t>Click </w:t>
-      </w:r>
-      <w:r>
-        <w:rPr>
-          <w:rStyle w:val="Strong"/>
-          <w:rFonts w:ascii="Segoe UI" w:hAnsi="Segoe UI" w:cs="Segoe UI"/>
-          <w:color w:val="0F1115"/>
-        </w:rPr>
-        <w:t>Install</w:t>
-      </w:r>
-    </w:p>
-    <w:p>
-      <w:pPr>
-        <w:pStyle w:val="ds-markdown-paragraph"/>
-        <w:numPr>
-          <w:ilvl w:val="0"/>
-          <w:numId w:val="38"/>
-        </w:numPr>
-        <w:shd w:val="clear" w:color="auto" w:fill="FFFFFF"/>
-        <w:tabs>
-          <w:tab w:val="clear" w:pos="720"/>
-          <w:tab w:val="num" w:pos="360"/>
-        </w:tabs>
-        <w:spacing w:after="0" w:afterAutospacing="0"/>
-        <w:ind w:left="0" w:firstLine="0"/>
-        <w:rPr>
-          <w:rFonts w:ascii="Segoe UI" w:hAnsi="Segoe UI" w:cs="Segoe UI"/>
-          <w:color w:val="0F1115"/>
-        </w:rPr>
-      </w:pPr>
-      <w:r>
-        <w:rPr>
-          <w:rFonts w:ascii="Segoe UI" w:hAnsi="Segoe UI" w:cs="Segoe UI"/>
-          <w:color w:val="0F1115"/>
-        </w:rPr>
-        <w:t>Wait for the installation to complete</w:t>
-      </w:r>
-    </w:p>
-    <w:p>
-      <w:pPr>
-        <w:pStyle w:val="ds-markdown-paragraph"/>
-        <w:numPr>
-          <w:ilvl w:val="0"/>
-          <w:numId w:val="38"/>
-        </w:numPr>
-        <w:shd w:val="clear" w:color="auto" w:fill="FFFFFF"/>
-        <w:tabs>
-          <w:tab w:val="clear" w:pos="720"/>
-          <w:tab w:val="num" w:pos="360"/>
-        </w:tabs>
-        <w:spacing w:after="0" w:afterAutospacing="0"/>
-        <w:ind w:left="0" w:firstLine="0"/>
-        <w:rPr>
-          <w:rFonts w:ascii="Segoe UI" w:hAnsi="Segoe UI" w:cs="Segoe UI"/>
-          <w:color w:val="0F1115"/>
-        </w:rPr>
-      </w:pPr>
-      <w:r>
-        <w:rPr>
-          <w:rFonts w:ascii="Segoe UI" w:hAnsi="Segoe UI" w:cs="Segoe UI"/>
-          <w:color w:val="0F1115"/>
-        </w:rPr>
-        <w:t>Click </w:t>
-      </w:r>
-      <w:r>
-        <w:rPr>
-          <w:rStyle w:val="Strong"/>
-          <w:rFonts w:ascii="Segoe UI" w:hAnsi="Segoe UI" w:cs="Segoe UI"/>
-          <w:color w:val="0F1115"/>
-        </w:rPr>
-        <w:t>Finish</w:t>
-      </w:r>
-      <w:r>
-        <w:rPr>
-          <w:rFonts w:ascii="Segoe UI" w:hAnsi="Segoe UI" w:cs="Segoe UI"/>
-          <w:color w:val="0F1115"/>
-        </w:rPr>
-        <w:t> to launch Visual Studio Code</w:t>
-      </w:r>
-    </w:p>
-    <w:p>
-      <w:pPr>
-        <w:spacing w:before="480" w:after="480"/>
-        <w:rPr>
-          <w:rFonts w:ascii="Times New Roman" w:hAnsi="Times New Roman" w:cs="Times New Roman"/>
-        </w:rPr>
-      </w:pPr>
-      <w:r>
-        <w:pict>
-          <v:rect id="_x0000_i1038" style="width:0;height:.75pt" o:hralign="center" o:hrstd="t" o:hr="t" fillcolor="#a0a0a0" stroked="f"/>
-        </w:pict>
-      </w:r>
-    </w:p>
-    <w:p>
-      <w:pPr>
-        <w:pStyle w:val="ds-markdown-paragraph"/>
-        <w:shd w:val="clear" w:color="auto" w:fill="FFFFFF"/>
-        <w:spacing w:before="240" w:beforeAutospacing="0" w:after="240" w:afterAutospacing="0"/>
-        <w:rPr>
-          <w:rFonts w:ascii="Segoe UI" w:hAnsi="Segoe UI" w:cs="Segoe UI"/>
-          <w:color w:val="0F1115"/>
-        </w:rPr>
-      </w:pPr>
-      <w:r>
-        <w:rPr>
-          <w:rStyle w:val="Strong"/>
-          <w:rFonts w:ascii="Segoe UI" w:hAnsi="Segoe UI" w:cs="Segoe UI"/>
-          <w:color w:val="0F1115"/>
-        </w:rPr>
-        <w:t>Installation Steps (macOS):</w:t>
-      </w:r>
-    </w:p>
-    <w:p>
-      <w:pPr>
-        <w:pStyle w:val="ds-markdown-paragraph"/>
-        <w:numPr>
-          <w:ilvl w:val="0"/>
-          <w:numId w:val="39"/>
-        </w:numPr>
-        <w:shd w:val="clear" w:color="auto" w:fill="FFFFFF"/>
-        <w:tabs>
-          <w:tab w:val="left" w:pos="360"/>
-        </w:tabs>
-        <w:spacing w:after="0" w:afterAutospacing="0"/>
-        <w:ind w:left="0" w:firstLine="0"/>
-        <w:rPr>
-          <w:rFonts w:ascii="Segoe UI" w:hAnsi="Segoe UI" w:cs="Segoe UI"/>
-          <w:color w:val="0F1115"/>
-        </w:rPr>
-      </w:pPr>
-      <w:r>
-        <w:rPr>
-          <w:rFonts w:ascii="Segoe UI" w:hAnsi="Segoe UI" w:cs="Segoe UI"/>
-          <w:color w:val="0F1115"/>
-        </w:rPr>
-        <w:t>Go to </w:t>
       </w:r>
       <w:hyperlink r:id="rId6" w:tgtFrame="_blank" w:history="1">
         <w:r>
@@ -9595,11 +9199,12 @@
         <w:pStyle w:val="ds-markdown-paragraph"/>
         <w:numPr>
           <w:ilvl w:val="0"/>
-          <w:numId w:val="39"/>
+          <w:numId w:val="38"/>
         </w:numPr>
         <w:shd w:val="clear" w:color="auto" w:fill="FFFFFF"/>
         <w:tabs>
-          <w:tab w:val="left" w:pos="360"/>
+          <w:tab w:val="clear" w:pos="720"/>
+          <w:tab w:val="num" w:pos="360"/>
         </w:tabs>
         <w:spacing w:after="0" w:afterAutospacing="0"/>
         <w:ind w:left="0" w:firstLine="0"/>
@@ -9613,6 +9218,230 @@
           <w:rFonts w:ascii="Segoe UI" w:hAnsi="Segoe UI" w:cs="Segoe UI"/>
           <w:color w:val="0F1115"/>
         </w:rPr>
+        <w:t>Click the blue </w:t>
+      </w:r>
+      <w:r>
+        <w:rPr>
+          <w:rStyle w:val="Strong"/>
+          <w:rFonts w:ascii="Segoe UI" w:hAnsi="Segoe UI" w:cs="Segoe UI"/>
+          <w:color w:val="0F1115"/>
+        </w:rPr>
+        <w:t>Download for Windows</w:t>
+      </w:r>
+      <w:r>
+        <w:rPr>
+          <w:rFonts w:ascii="Segoe UI" w:hAnsi="Segoe UI" w:cs="Segoe UI"/>
+          <w:color w:val="0F1115"/>
+        </w:rPr>
+        <w:t> button</w:t>
+      </w:r>
+    </w:p>
+    <w:p>
+      <w:pPr>
+        <w:pStyle w:val="ds-markdown-paragraph"/>
+        <w:numPr>
+          <w:ilvl w:val="0"/>
+          <w:numId w:val="38"/>
+        </w:numPr>
+        <w:shd w:val="clear" w:color="auto" w:fill="FFFFFF"/>
+        <w:tabs>
+          <w:tab w:val="clear" w:pos="720"/>
+          <w:tab w:val="num" w:pos="360"/>
+        </w:tabs>
+        <w:spacing w:after="0" w:afterAutospacing="0"/>
+        <w:ind w:left="0" w:firstLine="0"/>
+        <w:rPr>
+          <w:rFonts w:ascii="Segoe UI" w:hAnsi="Segoe UI" w:cs="Segoe UI"/>
+          <w:color w:val="0F1115"/>
+        </w:rPr>
+      </w:pPr>
+      <w:r>
+        <w:rPr>
+          <w:rFonts w:ascii="Segoe UI" w:hAnsi="Segoe UI" w:cs="Segoe UI"/>
+          <w:color w:val="0F1115"/>
+        </w:rPr>
+        <w:t>Once the download completes, locate the installer file (e.g., </w:t>
+      </w:r>
+      <w:r>
+        <w:rPr>
+          <w:rStyle w:val="HTMLCode"/>
+          <w:rFonts w:ascii="Consolas" w:hAnsi="Consolas"/>
+          <w:color w:val="0F1115"/>
+          <w:shd w:val="clear" w:color="auto" w:fill="EBEEF2"/>
+        </w:rPr>
+        <w:t>VSCodeUserSetup-x64-*.exe</w:t>
+      </w:r>
+      <w:r>
+        <w:rPr>
+          <w:rFonts w:ascii="Segoe UI" w:hAnsi="Segoe UI" w:cs="Segoe UI"/>
+          <w:color w:val="0F1115"/>
+        </w:rPr>
+        <w:t>) in your Downloads folder</w:t>
+      </w:r>
+    </w:p>
+    <w:p>
+      <w:pPr>
+        <w:pStyle w:val="ds-markdown-paragraph"/>
+        <w:numPr>
+          <w:ilvl w:val="0"/>
+          <w:numId w:val="38"/>
+        </w:numPr>
+        <w:shd w:val="clear" w:color="auto" w:fill="FFFFFF"/>
+        <w:tabs>
+          <w:tab w:val="clear" w:pos="720"/>
+          <w:tab w:val="num" w:pos="360"/>
+        </w:tabs>
+        <w:spacing w:after="0" w:afterAutospacing="0"/>
+        <w:ind w:left="0" w:firstLine="0"/>
+        <w:rPr>
+          <w:rFonts w:ascii="Segoe UI" w:hAnsi="Segoe UI" w:cs="Segoe UI"/>
+          <w:color w:val="0F1115"/>
+        </w:rPr>
+      </w:pPr>
+      <w:r>
+        <w:rPr>
+          <w:rStyle w:val="Strong"/>
+          <w:rFonts w:ascii="Segoe UI" w:hAnsi="Segoe UI" w:cs="Segoe UI"/>
+          <w:color w:val="0F1115"/>
+        </w:rPr>
+        <w:t>Double-click</w:t>
+      </w:r>
+      <w:r>
+        <w:rPr>
+          <w:rFonts w:ascii="Segoe UI" w:hAnsi="Segoe UI" w:cs="Segoe UI"/>
+          <w:color w:val="0F1115"/>
+        </w:rPr>
+        <w:t> the installer file to run it</w:t>
+      </w:r>
+    </w:p>
+    <w:p>
+      <w:pPr>
+        <w:pStyle w:val="ds-markdown-paragraph"/>
+        <w:numPr>
+          <w:ilvl w:val="0"/>
+          <w:numId w:val="38"/>
+        </w:numPr>
+        <w:shd w:val="clear" w:color="auto" w:fill="FFFFFF"/>
+        <w:tabs>
+          <w:tab w:val="clear" w:pos="720"/>
+          <w:tab w:val="num" w:pos="360"/>
+        </w:tabs>
+        <w:spacing w:after="120" w:afterAutospacing="0"/>
+        <w:ind w:left="0" w:firstLine="0"/>
+        <w:rPr>
+          <w:rFonts w:ascii="Segoe UI" w:hAnsi="Segoe UI" w:cs="Segoe UI"/>
+          <w:color w:val="0F1115"/>
+        </w:rPr>
+      </w:pPr>
+      <w:r>
+        <w:rPr>
+          <w:rFonts w:ascii="Segoe UI" w:hAnsi="Segoe UI" w:cs="Segoe UI"/>
+          <w:color w:val="0F1115"/>
+        </w:rPr>
+        <w:t>Follow the installation wizard instructions:</w:t>
+      </w:r>
+    </w:p>
+    <w:p>
+      <w:pPr>
+        <w:pStyle w:val="ds-markdown-paragraph"/>
+        <w:numPr>
+          <w:ilvl w:val="1"/>
+          <w:numId w:val="38"/>
+        </w:numPr>
+        <w:shd w:val="clear" w:color="auto" w:fill="FFFFFF"/>
+        <w:tabs>
+          <w:tab w:val="num" w:pos="360"/>
+        </w:tabs>
+        <w:spacing w:after="0" w:afterAutospacing="0"/>
+        <w:ind w:left="0" w:firstLine="0"/>
+        <w:rPr>
+          <w:rFonts w:ascii="Segoe UI" w:hAnsi="Segoe UI" w:cs="Segoe UI"/>
+          <w:color w:val="0F1115"/>
+        </w:rPr>
+      </w:pPr>
+      <w:r>
+        <w:rPr>
+          <w:rFonts w:ascii="Segoe UI" w:hAnsi="Segoe UI" w:cs="Segoe UI"/>
+          <w:color w:val="0F1115"/>
+        </w:rPr>
+        <w:t>Accept the license agreement</w:t>
+      </w:r>
+    </w:p>
+    <w:p>
+      <w:pPr>
+        <w:pStyle w:val="ds-markdown-paragraph"/>
+        <w:numPr>
+          <w:ilvl w:val="1"/>
+          <w:numId w:val="38"/>
+        </w:numPr>
+        <w:shd w:val="clear" w:color="auto" w:fill="FFFFFF"/>
+        <w:tabs>
+          <w:tab w:val="num" w:pos="360"/>
+        </w:tabs>
+        <w:spacing w:after="0" w:afterAutospacing="0"/>
+        <w:ind w:left="0" w:firstLine="0"/>
+        <w:rPr>
+          <w:rFonts w:ascii="Segoe UI" w:hAnsi="Segoe UI" w:cs="Segoe UI"/>
+          <w:color w:val="0F1115"/>
+        </w:rPr>
+      </w:pPr>
+      <w:r>
+        <w:rPr>
+          <w:rFonts w:ascii="Segoe UI" w:hAnsi="Segoe UI" w:cs="Segoe UI"/>
+          <w:color w:val="0F1115"/>
+        </w:rPr>
+        <w:t>Select the installation location (default is recommended)</w:t>
+      </w:r>
+    </w:p>
+    <w:p>
+      <w:pPr>
+        <w:pStyle w:val="ds-markdown-paragraph"/>
+        <w:numPr>
+          <w:ilvl w:val="1"/>
+          <w:numId w:val="38"/>
+        </w:numPr>
+        <w:shd w:val="clear" w:color="auto" w:fill="FFFFFF"/>
+        <w:tabs>
+          <w:tab w:val="num" w:pos="360"/>
+        </w:tabs>
+        <w:spacing w:after="0" w:afterAutospacing="0"/>
+        <w:ind w:left="0" w:firstLine="0"/>
+        <w:rPr>
+          <w:rFonts w:ascii="Segoe UI" w:hAnsi="Segoe UI" w:cs="Segoe UI"/>
+          <w:color w:val="0F1115"/>
+        </w:rPr>
+      </w:pPr>
+      <w:r>
+        <w:rPr>
+          <w:rFonts w:ascii="Segoe UI" w:hAnsi="Segoe UI" w:cs="Segoe UI"/>
+          <w:color w:val="0F1115"/>
+        </w:rPr>
+        <w:t>Choose additional tasks (e.g., "Add 'Open with Code' action")</w:t>
+      </w:r>
+    </w:p>
+    <w:p>
+      <w:pPr>
+        <w:pStyle w:val="ds-markdown-paragraph"/>
+        <w:numPr>
+          <w:ilvl w:val="1"/>
+          <w:numId w:val="38"/>
+        </w:numPr>
+        <w:shd w:val="clear" w:color="auto" w:fill="FFFFFF"/>
+        <w:tabs>
+          <w:tab w:val="num" w:pos="360"/>
+        </w:tabs>
+        <w:spacing w:after="0" w:afterAutospacing="0"/>
+        <w:ind w:left="0" w:firstLine="0"/>
+        <w:rPr>
+          <w:rFonts w:ascii="Segoe UI" w:hAnsi="Segoe UI" w:cs="Segoe UI"/>
+          <w:color w:val="0F1115"/>
+        </w:rPr>
+      </w:pPr>
+      <w:r>
+        <w:rPr>
+          <w:rFonts w:ascii="Segoe UI" w:hAnsi="Segoe UI" w:cs="Segoe UI"/>
+          <w:color w:val="0F1115"/>
+        </w:rPr>
         <w:t>Click </w:t>
       </w:r>
       <w:r>
@@ -9621,7 +9450,108 @@
           <w:rFonts w:ascii="Segoe UI" w:hAnsi="Segoe UI" w:cs="Segoe UI"/>
           <w:color w:val="0F1115"/>
         </w:rPr>
-        <w:t>Download for Mac</w:t>
+        <w:t>Install</w:t>
+      </w:r>
+    </w:p>
+    <w:p>
+      <w:pPr>
+        <w:pStyle w:val="ds-markdown-paragraph"/>
+        <w:numPr>
+          <w:ilvl w:val="0"/>
+          <w:numId w:val="38"/>
+        </w:numPr>
+        <w:shd w:val="clear" w:color="auto" w:fill="FFFFFF"/>
+        <w:tabs>
+          <w:tab w:val="clear" w:pos="720"/>
+          <w:tab w:val="num" w:pos="360"/>
+        </w:tabs>
+        <w:spacing w:after="0" w:afterAutospacing="0"/>
+        <w:ind w:left="0" w:firstLine="0"/>
+        <w:rPr>
+          <w:rFonts w:ascii="Segoe UI" w:hAnsi="Segoe UI" w:cs="Segoe UI"/>
+          <w:color w:val="0F1115"/>
+        </w:rPr>
+      </w:pPr>
+      <w:r>
+        <w:rPr>
+          <w:rFonts w:ascii="Segoe UI" w:hAnsi="Segoe UI" w:cs="Segoe UI"/>
+          <w:color w:val="0F1115"/>
+        </w:rPr>
+        <w:t>Wait for the installation to complete</w:t>
+      </w:r>
+    </w:p>
+    <w:p>
+      <w:pPr>
+        <w:pStyle w:val="ds-markdown-paragraph"/>
+        <w:numPr>
+          <w:ilvl w:val="0"/>
+          <w:numId w:val="38"/>
+        </w:numPr>
+        <w:shd w:val="clear" w:color="auto" w:fill="FFFFFF"/>
+        <w:tabs>
+          <w:tab w:val="clear" w:pos="720"/>
+          <w:tab w:val="num" w:pos="360"/>
+        </w:tabs>
+        <w:spacing w:after="0" w:afterAutospacing="0"/>
+        <w:ind w:left="0" w:firstLine="0"/>
+        <w:rPr>
+          <w:rFonts w:ascii="Segoe UI" w:hAnsi="Segoe UI" w:cs="Segoe UI"/>
+          <w:color w:val="0F1115"/>
+        </w:rPr>
+      </w:pPr>
+      <w:r>
+        <w:rPr>
+          <w:rFonts w:ascii="Segoe UI" w:hAnsi="Segoe UI" w:cs="Segoe UI"/>
+          <w:color w:val="0F1115"/>
+        </w:rPr>
+        <w:t>Click </w:t>
+      </w:r>
+      <w:r>
+        <w:rPr>
+          <w:rStyle w:val="Strong"/>
+          <w:rFonts w:ascii="Segoe UI" w:hAnsi="Segoe UI" w:cs="Segoe UI"/>
+          <w:color w:val="0F1115"/>
+        </w:rPr>
+        <w:t>Finish</w:t>
+      </w:r>
+      <w:r>
+        <w:rPr>
+          <w:rFonts w:ascii="Segoe UI" w:hAnsi="Segoe UI" w:cs="Segoe UI"/>
+          <w:color w:val="0F1115"/>
+        </w:rPr>
+        <w:t> to launch Visual Studio Code</w:t>
+      </w:r>
+    </w:p>
+    <w:p>
+      <w:pPr>
+        <w:spacing w:before="480" w:after="480"/>
+        <w:rPr>
+          <w:rFonts w:ascii="Times New Roman" w:hAnsi="Times New Roman" w:cs="Times New Roman"/>
+        </w:rPr>
+      </w:pPr>
+      <w:r>
+        <w:pict>
+          <v:rect id="_x0000_i1033" style="width:0;height:.75pt" o:hralign="center" o:hrstd="t" o:hr="t" fillcolor="#a0a0a0" stroked="f"/>
+        </w:pict>
+      </w:r>
+    </w:p>
+    <w:p>
+      <w:pPr>
+        <w:pStyle w:val="ds-markdown-paragraph"/>
+        <w:shd w:val="clear" w:color="auto" w:fill="FFFFFF"/>
+        <w:spacing w:before="240" w:beforeAutospacing="0" w:after="240" w:afterAutospacing="0"/>
+        <w:rPr>
+          <w:rFonts w:ascii="Segoe UI" w:hAnsi="Segoe UI" w:cs="Segoe UI"/>
+          <w:color w:val="0F1115"/>
+        </w:rPr>
+      </w:pPr>
+      <w:r>
+        <w:rPr>
+          <w:rStyle w:val="Strong"/>
+          <w:rFonts w:ascii="Segoe UI" w:hAnsi="Segoe UI" w:cs="Segoe UI"/>
+          <w:color w:val="0F1115"/>
+        </w:rPr>
+        <w:t>Installation Steps (macOS):</w:t>
       </w:r>
     </w:p>
     <w:p>
@@ -9647,24 +9577,17 @@
           <w:rFonts w:ascii="Segoe UI" w:hAnsi="Segoe UI" w:cs="Segoe UI"/>
           <w:color w:val="0F1115"/>
         </w:rPr>
-        <w:t>Open the downloaded </w:t>
-      </w:r>
-      <w:r>
-        <w:rPr>
-          <w:rStyle w:val="HTMLCode"/>
-          <w:rFonts w:ascii="Consolas" w:hAnsi="Consolas"/>
-          <w:color w:val="0F1115"/>
-          <w:shd w:val="clear" w:color="auto" w:fill="EBEEF2"/>
-        </w:rPr>
-        <w:t>.zip</w:t>
-      </w:r>
-      <w:r>
-        <w:rPr>
-          <w:rFonts w:ascii="Segoe UI" w:hAnsi="Segoe UI" w:cs="Segoe UI"/>
-          <w:color w:val="0F1115"/>
-        </w:rPr>
-        <w:t> file</w:t>
-      </w:r>
+        <w:t>Go to </w:t>
+      </w:r>
+      <w:hyperlink r:id="rId7" w:tgtFrame="_blank" w:history="1">
+        <w:r>
+          <w:rPr>
+            <w:rStyle w:val="IntenseQuoteChar"/>
+            <w:rFonts w:eastAsiaTheme="majorEastAsia"/>
+          </w:rPr>
+          <w:t>code.visualstudio.com</w:t>
+        </w:r>
+      </w:hyperlink>
     </w:p>
     <w:p>
       <w:pPr>
@@ -9689,6 +9612,82 @@
           <w:rFonts w:ascii="Segoe UI" w:hAnsi="Segoe UI" w:cs="Segoe UI"/>
           <w:color w:val="0F1115"/>
         </w:rPr>
+        <w:t>Click </w:t>
+      </w:r>
+      <w:r>
+        <w:rPr>
+          <w:rStyle w:val="Strong"/>
+          <w:rFonts w:ascii="Segoe UI" w:hAnsi="Segoe UI" w:cs="Segoe UI"/>
+          <w:color w:val="0F1115"/>
+        </w:rPr>
+        <w:t>Download for Mac</w:t>
+      </w:r>
+    </w:p>
+    <w:p>
+      <w:pPr>
+        <w:pStyle w:val="ds-markdown-paragraph"/>
+        <w:numPr>
+          <w:ilvl w:val="0"/>
+          <w:numId w:val="39"/>
+        </w:numPr>
+        <w:shd w:val="clear" w:color="auto" w:fill="FFFFFF"/>
+        <w:tabs>
+          <w:tab w:val="left" w:pos="360"/>
+        </w:tabs>
+        <w:spacing w:after="0" w:afterAutospacing="0"/>
+        <w:ind w:left="0" w:firstLine="0"/>
+        <w:rPr>
+          <w:rFonts w:ascii="Segoe UI" w:hAnsi="Segoe UI" w:cs="Segoe UI"/>
+          <w:color w:val="0F1115"/>
+        </w:rPr>
+      </w:pPr>
+      <w:r>
+        <w:rPr>
+          <w:rFonts w:ascii="Segoe UI" w:hAnsi="Segoe UI" w:cs="Segoe UI"/>
+          <w:color w:val="0F1115"/>
+        </w:rPr>
+        <w:t>Open the downloaded </w:t>
+      </w:r>
+      <w:r>
+        <w:rPr>
+          <w:rStyle w:val="HTMLCode"/>
+          <w:rFonts w:ascii="Consolas" w:hAnsi="Consolas"/>
+          <w:color w:val="0F1115"/>
+          <w:shd w:val="clear" w:color="auto" w:fill="EBEEF2"/>
+        </w:rPr>
+        <w:t>.zip</w:t>
+      </w:r>
+      <w:r>
+        <w:rPr>
+          <w:rFonts w:ascii="Segoe UI" w:hAnsi="Segoe UI" w:cs="Segoe UI"/>
+          <w:color w:val="0F1115"/>
+        </w:rPr>
+        <w:t> file</w:t>
+      </w:r>
+    </w:p>
+    <w:p>
+      <w:pPr>
+        <w:pStyle w:val="ds-markdown-paragraph"/>
+        <w:numPr>
+          <w:ilvl w:val="0"/>
+          <w:numId w:val="39"/>
+        </w:numPr>
+        <w:shd w:val="clear" w:color="auto" w:fill="FFFFFF"/>
+        <w:tabs>
+          <w:tab w:val="left" w:pos="360"/>
+        </w:tabs>
+        <w:spacing w:after="0" w:afterAutospacing="0"/>
+        <w:ind w:left="0" w:firstLine="0"/>
+        <w:rPr>
+          <w:rFonts w:ascii="Segoe UI" w:hAnsi="Segoe UI" w:cs="Segoe UI"/>
+          <w:color w:val="0F1115"/>
+        </w:rPr>
+      </w:pPr>
+      <w:r>
+        <w:rPr>
+          <w:rFonts w:ascii="Segoe UI" w:hAnsi="Segoe UI" w:cs="Segoe UI"/>
+          <w:color w:val="0F1115"/>
+        </w:rPr>
         <w:t>Drag </w:t>
       </w:r>
       <w:r>
@@ -9731,8 +9730,9 @@
         </w:rPr>
       </w:pPr>
       <w:r>
+        <w:lastRenderedPageBreak/>
         <w:pict>
-          <v:rect id="_x0000_i1039" style="width:0;height:.75pt" o:hralign="center" o:hrstd="t" o:hr="t" fillcolor="#a0a0a0" stroked="f"/>
+          <v:rect id="_x0000_i1034" style="width:0;height:.75pt" o:hralign="center" o:hrstd="t" o:hr="t" fillcolor="#a0a0a0" stroked="f"/>
         </w:pict>
       </w:r>
     </w:p>
@@ -10077,6 +10077,11 @@
       </w:r>
     </w:p>
     <w:p>
+      <w:r>
+        <w:br w:type="page"/>
+      </w:r>
+    </w:p>
+    <w:p>
       <w:pPr>
         <w:spacing w:before="480" w:after="480"/>
         <w:rPr>
@@ -10086,7 +10091,7 @@
       <w:r>
         <w:lastRenderedPageBreak/>
         <w:pict>
-          <v:rect id="_x0000_i1030" style="width:0;height:.75pt" o:hralign="center" o:hrstd="t" o:hr="t" fillcolor="#a0a0a0" stroked="f"/>
+          <v:rect id="_x0000_i1035" style="width:0;height:.75pt" o:hralign="center" o:hrstd="t" o:hr="t" fillcolor="#a0a0a0" stroked="f"/>
         </w:pict>
       </w:r>
     </w:p>
@@ -10888,7 +10893,7 @@
       <w:r>
         <w:lastRenderedPageBreak/>
         <w:pict>
-          <v:rect id="_x0000_i1031" style="width:0;height:.75pt" o:hralign="center" o:hrstd="t" o:hr="t" fillcolor="#a0a0a0" stroked="f"/>
+          <v:rect id="_x0000_i1036" style="width:0;height:.75pt" o:hralign="center" o:hrstd="t" o:hr="t" fillcolor="#a0a0a0" stroked="f"/>
         </w:pict>
       </w:r>
     </w:p>
@@ -11427,7 +11432,7 @@
       </w:pPr>
       <w:r>
         <w:pict>
-          <v:rect id="_x0000_i1032" style="width:0;height:.75pt" o:hralign="center" o:hrstd="t" o:hr="t" fillcolor="#a0a0a0" stroked="f"/>
+          <v:rect id="_x0000_i1037" style="width:0;height:.75pt" o:hralign="center" o:hrstd="t" o:hr="t" fillcolor="#a0a0a0" stroked="f"/>
         </w:pict>
       </w:r>
     </w:p>
@@ -11519,7 +11524,6 @@
           <w:rFonts w:ascii="Segoe UI" w:hAnsi="Segoe UI" w:cs="Segoe UI"/>
           <w:color w:val="0F1115"/>
         </w:rPr>
-        <w:lastRenderedPageBreak/>
         <w:t>The six heading tags are </w:t>
       </w:r>
       <w:r>
@@ -11659,6 +11663,7 @@
           <w:rFonts w:ascii="Segoe UI" w:hAnsi="Segoe UI" w:cs="Segoe UI"/>
           <w:color w:val="0F1115"/>
         </w:rPr>
+        <w:lastRenderedPageBreak/>
         <w:t>An </w:t>
       </w:r>
       <w:r>
@@ -12382,6 +12387,23 @@
           <w:color w:val="0F1115"/>
         </w:rPr>
         <w:t> to launch</w:t>
+      </w:r>
+    </w:p>
+    <w:p>
+      <w:pPr>
+        <w:rPr>
+          <w:rFonts w:ascii="Segoe UI" w:eastAsia="Times New Roman" w:hAnsi="Segoe UI" w:cs="Segoe UI"/>
+          <w:color w:val="0F1115"/>
+          <w:sz w:val="24"/>
+          <w:szCs w:val="24"/>
+        </w:rPr>
+      </w:pPr>
+      <w:r>
+        <w:rPr>
+          <w:rFonts w:ascii="Segoe UI" w:hAnsi="Segoe UI" w:cs="Segoe UI"/>
+          <w:color w:val="0F1115"/>
+        </w:rPr>
+        <w:br w:type="page"/>
       </w:r>
     </w:p>
     <w:p>
@@ -12407,8 +12429,6 @@
         <w:lastRenderedPageBreak/>
         <w:t>Basic HTML5 document structure:</w:t>
       </w:r>
-      <w:bookmarkStart w:id="0" w:name="_GoBack"/>
-      <w:bookmarkEnd w:id="0"/>
     </w:p>
     <w:p>
       <w:pPr>
